--- a/FORCE QUIT.docx
+++ b/FORCE QUIT.docx
@@ -8,7 +8,6 @@
         <w:rPr>
           <w:sz w:val="44"/>
           <w:szCs w:val="44"/>
-          <w:lang w:val="en-US"/>
         </w:rPr>
       </w:pPr>
       <w:r>
@@ -17,7 +16,22 @@
           <w:szCs w:val="44"/>
           <w:lang w:val="en-US"/>
         </w:rPr>
-        <w:t>FORCE QUIT</w:t>
+        <w:t>FORCE</w:t>
+      </w:r>
+      <w:r>
+        <w:rPr>
+          <w:sz w:val="44"/>
+          <w:szCs w:val="44"/>
+        </w:rPr>
+        <w:t xml:space="preserve"> </w:t>
+      </w:r>
+      <w:r>
+        <w:rPr>
+          <w:sz w:val="44"/>
+          <w:szCs w:val="44"/>
+          <w:lang w:val="en-US"/>
+        </w:rPr>
+        <w:t>QUIT</w:t>
       </w:r>
     </w:p>
     <w:p>
@@ -32,21 +46,7 @@
           <w:sz w:val="28"/>
           <w:szCs w:val="28"/>
         </w:rPr>
-        <w:t xml:space="preserve">Мы – последний человек оставшийся в живых. Наша задача – сбежать из подчинения ИИ и спастись. Суть игры – помощь ИИ в понимании человеческого быта. Нам выдают </w:t>
-      </w:r>
-      <w:r>
-        <w:rPr>
-          <w:sz w:val="28"/>
-          <w:szCs w:val="28"/>
-        </w:rPr>
-        <w:t>предметы,</w:t>
-      </w:r>
-      <w:r>
-        <w:rPr>
-          <w:sz w:val="28"/>
-          <w:szCs w:val="28"/>
-        </w:rPr>
-        <w:t xml:space="preserve"> и мы должны объяснить ИИ что это и как это работает.</w:t>
+        <w:t>Мы – последний человек оставшийся в живых. Наша задача – сбежать из подчинения ИИ и спастись. Суть игры – помощь ИИ в понимании человеческого быта. Нам выдают предметы, и мы должны объяснить ИИ что это и как это работает.</w:t>
       </w:r>
     </w:p>
     <w:p>
@@ -99,7 +99,6 @@
           <w:szCs w:val="28"/>
         </w:rPr>
         <w:tab/>
-        <w:t>1</w:t>
       </w:r>
     </w:p>
     <w:p>
@@ -340,10 +339,184 @@
     <w:p>
       <w:pPr>
         <w:rPr>
-          <w:sz w:val="44"/>
-          <w:szCs w:val="44"/>
-        </w:rPr>
-      </w:pPr>
+          <w:rFonts w:ascii="Noto Sans" w:hAnsi="Noto Sans" w:cs="Noto Sans"/>
+        </w:rPr>
+      </w:pPr>
+      <w:r>
+        <w:rPr>
+          <w:rFonts w:ascii="Noto Sans" w:hAnsi="Noto Sans" w:cs="Noto Sans"/>
+        </w:rPr>
+        <w:t xml:space="preserve">У вас есть кнопка и компьютер. Нажав один раз на зелёную кнопку, вы включаете ПК и получаете предмет, с которым можно взаимодействовать (возможно, даже покрутить, чтобы увидеть что-то секретное). </w:t>
+      </w:r>
+    </w:p>
+    <w:p>
+      <w:pPr>
+        <w:rPr>
+          <w:rFonts w:ascii="Noto Sans" w:hAnsi="Noto Sans" w:cs="Noto Sans"/>
+        </w:rPr>
+      </w:pPr>
+      <w:r>
+        <w:rPr>
+          <w:rFonts w:ascii="Noto Sans" w:hAnsi="Noto Sans" w:cs="Noto Sans"/>
+        </w:rPr>
+        <w:t xml:space="preserve">У вас будет стойка с инструментами: фотоаппарат, сканер, молоток. В зависимости от предмета потребуется что-то с ним сделать — на экране появится подсказка: «Произведите манипуляции, если требуется». </w:t>
+      </w:r>
+    </w:p>
+    <w:p>
+      <w:pPr>
+        <w:rPr>
+          <w:rFonts w:ascii="Noto Sans" w:hAnsi="Noto Sans" w:cs="Noto Sans"/>
+        </w:rPr>
+      </w:pPr>
+      <w:r>
+        <w:rPr>
+          <w:rFonts w:ascii="Noto Sans" w:hAnsi="Noto Sans" w:cs="Noto Sans"/>
+        </w:rPr>
+        <w:t xml:space="preserve">Выбор действия согласовывается с Deep </w:t>
+      </w:r>
+      <w:proofErr w:type="spellStart"/>
+      <w:r>
+        <w:rPr>
+          <w:rFonts w:ascii="Noto Sans" w:hAnsi="Noto Sans" w:cs="Noto Sans"/>
+        </w:rPr>
+        <w:t>Seek</w:t>
+      </w:r>
+      <w:proofErr w:type="spellEnd"/>
+      <w:r>
+        <w:rPr>
+          <w:rFonts w:ascii="Noto Sans" w:hAnsi="Noto Sans" w:cs="Noto Sans"/>
+        </w:rPr>
+        <w:t xml:space="preserve"> (он подскажет, что лучше подходит для предмета). ИИ в ответ будет либо доволен, либо нет. В терминале предмета нужно выбрать класс опасности (для куклы / ножа для масла / динамита): </w:t>
+      </w:r>
+      <w:r>
+        <w:rPr>
+          <w:rFonts w:ascii="Noto Sans" w:hAnsi="Noto Sans" w:cs="Noto Sans"/>
+        </w:rPr>
+        <w:t> </w:t>
+      </w:r>
+      <w:r>
+        <w:rPr>
+          <w:rFonts w:ascii="Noto Sans" w:hAnsi="Noto Sans" w:cs="Noto Sans"/>
+        </w:rPr>
+        <w:t xml:space="preserve">• Безопасно </w:t>
+      </w:r>
+      <w:r>
+        <w:rPr>
+          <w:rFonts w:ascii="Noto Sans" w:hAnsi="Noto Sans" w:cs="Noto Sans"/>
+        </w:rPr>
+        <w:t> </w:t>
+      </w:r>
+      <w:r>
+        <w:rPr>
+          <w:rFonts w:ascii="Noto Sans" w:hAnsi="Noto Sans" w:cs="Noto Sans"/>
+        </w:rPr>
+        <w:t xml:space="preserve">• Опасно </w:t>
+      </w:r>
+      <w:r>
+        <w:rPr>
+          <w:rFonts w:ascii="Noto Sans" w:hAnsi="Noto Sans" w:cs="Noto Sans"/>
+        </w:rPr>
+        <w:t> </w:t>
+      </w:r>
+      <w:r>
+        <w:rPr>
+          <w:rFonts w:ascii="Noto Sans" w:hAnsi="Noto Sans" w:cs="Noto Sans"/>
+        </w:rPr>
+        <w:t xml:space="preserve">• Смертельно опасно (Это делается, чтобы растянуть хронометраж для </w:t>
+      </w:r>
+      <w:proofErr w:type="spellStart"/>
+      <w:r>
+        <w:rPr>
+          <w:rFonts w:ascii="Noto Sans" w:hAnsi="Noto Sans" w:cs="Noto Sans"/>
+        </w:rPr>
+        <w:t>скримеров</w:t>
+      </w:r>
+      <w:proofErr w:type="spellEnd"/>
+      <w:r>
+        <w:rPr>
+          <w:rFonts w:ascii="Noto Sans" w:hAnsi="Noto Sans" w:cs="Noto Sans"/>
+        </w:rPr>
+        <w:t xml:space="preserve">.) Затем нужно выбрать один из трёх вариантов описания предмета. Утилизация: сзади откроется дверь. </w:t>
+      </w:r>
+    </w:p>
+    <w:p>
+      <w:pPr>
+        <w:rPr>
+          <w:rFonts w:ascii="Noto Sans" w:hAnsi="Noto Sans" w:cs="Noto Sans"/>
+        </w:rPr>
+      </w:pPr>
+      <w:r>
+        <w:rPr>
+          <w:rFonts w:ascii="Noto Sans" w:hAnsi="Noto Sans" w:cs="Noto Sans"/>
+        </w:rPr>
+        <w:lastRenderedPageBreak/>
+        <w:t xml:space="preserve">Можно положить предмет в утилизатор и нажать кнопку — либо не класть, а спрятать предмет себе. Спрятать предмет можно в заранее заготовленном месте. Если этого не сделать — гарантированная смерть в нищете (100%). </w:t>
+      </w:r>
+    </w:p>
+    <w:p>
+      <w:pPr>
+        <w:rPr>
+          <w:rFonts w:ascii="Noto Sans" w:hAnsi="Noto Sans" w:cs="Noto Sans"/>
+        </w:rPr>
+      </w:pPr>
+      <w:r>
+        <w:rPr>
+          <w:rFonts w:ascii="Noto Sans" w:hAnsi="Noto Sans" w:cs="Noto Sans"/>
+        </w:rPr>
+        <w:t>Пугалки-</w:t>
+      </w:r>
+      <w:proofErr w:type="spellStart"/>
+      <w:r>
+        <w:rPr>
+          <w:rFonts w:ascii="Noto Sans" w:hAnsi="Noto Sans" w:cs="Noto Sans"/>
+        </w:rPr>
+        <w:t>ёбаки</w:t>
+      </w:r>
+      <w:proofErr w:type="spellEnd"/>
+      <w:r>
+        <w:rPr>
+          <w:rFonts w:ascii="Noto Sans" w:hAnsi="Noto Sans" w:cs="Noto Sans"/>
+        </w:rPr>
+        <w:t xml:space="preserve"> будут постоянно появляться из ниоткуда: пугать, ходить, дёргаться и изредка проверять тайники с предметами. Если найдут — смерть. </w:t>
+      </w:r>
+    </w:p>
+    <w:p>
+      <w:pPr>
+        <w:rPr>
+          <w:rFonts w:ascii="Noto Sans" w:hAnsi="Noto Sans" w:cs="Noto Sans"/>
+        </w:rPr>
+      </w:pPr>
+      <w:r>
+        <w:rPr>
+          <w:rFonts w:ascii="Noto Sans" w:hAnsi="Noto Sans" w:cs="Noto Sans"/>
+        </w:rPr>
+        <w:t>Базовых потребностей нет: всё решает за вас ИИ. В любой момент игры может появиться ивент «Дел» (например, ИИ захочет, чтобы вы поели или почистили зубы).</w:t>
+      </w:r>
+      <w:r>
+        <w:rPr>
+          <w:rFonts w:ascii="Noto Sans" w:hAnsi="Noto Sans" w:cs="Noto Sans"/>
+        </w:rPr>
+        <w:t xml:space="preserve"> </w:t>
+      </w:r>
+      <w:r>
+        <w:rPr>
+          <w:rFonts w:ascii="Noto Sans" w:hAnsi="Noto Sans" w:cs="Noto Sans"/>
+        </w:rPr>
+        <w:t xml:space="preserve">Не пришли на зов — смерть. </w:t>
+      </w:r>
+    </w:p>
+    <w:p>
+      <w:pPr>
+        <w:rPr>
+          <w:rFonts w:ascii="Noto Sans" w:hAnsi="Noto Sans" w:cs="Noto Sans"/>
+        </w:rPr>
+      </w:pPr>
+      <w:r>
+        <w:rPr>
+          <w:rFonts w:ascii="Noto Sans" w:hAnsi="Noto Sans" w:cs="Noto Sans"/>
+        </w:rPr>
+        <w:t>Всего 5 комнат, в каждой — камера. ИИ может смотреть только в одну камеру одновременно. Во время просмотра камера горит красным и двигается туда-сюда. Если вы спрятали предмет в комнате с включённой камерой или сделали что-то противозаконное (например, начали долбить стену ложкой) — смерть.</w:t>
+      </w:r>
     </w:p>
     <w:sectPr>
       <w:pgSz w:w="11906" w:h="16838"/>
